--- a/document-templates/content-creator/02_Professional_Portfolio_ContentCreator_TEMPLATE.docx
+++ b/document-templates/content-creator/02_Professional_Portfolio_ContentCreator_TEMPLATE.docx
@@ -34,7 +34,7 @@
         <w:rPr>
           <w:rFonts w:ascii="Arial" w:cs="Arial" w:eastAsia="Arial" w:hAnsi="Arial"/>
         </w:rPr>
-        <w:t xml:space="preserve">Evidence you MUST attach (final page of this document)</w:t>
+        <w:t>Attach these images (final page):</w:t>
       </w:r>
     </w:p>
     <w:p>
@@ -45,7 +45,7 @@
         <w:rPr>
           <w:rFonts w:ascii="Arial" w:cs="Arial" w:eastAsia="Arial" w:hAnsi="Arial"/>
         </w:rPr>
-        <w:t xml:space="preserve">The last page is an Evidence Appendix. Before you start, have these ready as clear images (JPEG/PNG) or scanned pages — you will insert one under each heading:</w:t>
+        <w:t>Have these ready as clear images (JPEG/PNG) or scanned pages — insert one under each heading below:</w:t>
       </w:r>
     </w:p>
     <w:p>
@@ -86,7 +86,7 @@
         <w:rPr>
           <w:rFonts w:ascii="Arial" w:cs="Arial" w:eastAsia="Arial" w:hAnsi="Arial"/>
         </w:rPr>
-        <w:t xml:space="preserve">Source documents you’ll need to fill this in</w:t>
+        <w:t>Have these on hand to fill it in:</w:t>
       </w:r>
     </w:p>
     <w:p>
@@ -101,7 +101,7 @@
         <w:rPr>
           <w:rFonts w:ascii="Arial" w:cs="Arial" w:eastAsia="Arial" w:hAnsi="Arial"/>
         </w:rPr>
-        <w:t xml:space="preserve">Platform dashboards (audience + revenue)</w:t>
+        <w:t>Platform analytics — e.g. YouTube, Instagram, TikTok (audience + revenue)</w:t>
       </w:r>
     </w:p>
     <w:p>
@@ -116,22 +116,7 @@
         <w:rPr>
           <w:rFonts w:ascii="Arial" w:cs="Arial" w:eastAsia="Arial" w:hAnsi="Arial"/>
         </w:rPr>
-        <w:t xml:space="preserve">Brand deal contracts and invoices</w:t>
-      </w:r>
-    </w:p>
-    <w:p>
-      <w:pPr>
-        <w:pStyle w:val="ListParagraph"/>
-        <w:numPr>
-          <w:ilvl w:val="0"/>
-          <w:numId w:val="2"/>
-        </w:numPr>
-      </w:pPr>
-      <w:r>
-        <w:rPr>
-          <w:rFonts w:ascii="Arial" w:cs="Arial" w:eastAsia="Arial" w:hAnsi="Arial"/>
-        </w:rPr>
-        <w:t xml:space="preserve">Your media kit, if you have one</w:t>
+        <w:t>Brand deal contracts</w:t>
       </w:r>
     </w:p>
     <w:p>
@@ -142,7 +127,7 @@
         <w:rPr>
           <w:rFonts w:ascii="Arial" w:cs="Arial" w:eastAsia="Arial" w:hAnsi="Arial"/>
         </w:rPr>
-        <w:t xml:space="preserve">How to use this template</w:t>
+        <w:t>How to fill it in:</w:t>
       </w:r>
     </w:p>
     <w:p>
@@ -157,7 +142,7 @@
         <w:rPr>
           <w:rFonts w:ascii="Arial" w:cs="Arial" w:eastAsia="Arial" w:hAnsi="Arial"/>
         </w:rPr>
-        <w:t xml:space="preserve">Replace every highlighted [bracketed] tag below with your own information. Match the format exactly.</w:t>
+        <w:t>Replace every highlighted [bracketed] tag with your own details — only the table cells; leave the paragraphs as they are.</w:t>
       </w:r>
     </w:p>
     <w:p>
@@ -172,7 +157,7 @@
         <w:rPr>
           <w:rFonts w:ascii="Arial" w:cs="Arial" w:eastAsia="Arial" w:hAnsi="Arial"/>
         </w:rPr>
-        <w:t xml:space="preserve">You only ever fill in TABLE CELLS (the highlighted [bracketed] tags). The paragraphs are finished — never edit them.</w:t>
+        <w:t>If a tag says ’(or delete row)’ and it doesn’t apply, delete that whole row.</w:t>
       </w:r>
     </w:p>
     <w:p>
@@ -187,7 +172,7 @@
         <w:rPr>
           <w:rFonts w:ascii="Arial" w:cs="Arial" w:eastAsia="Arial" w:hAnsi="Arial"/>
         </w:rPr>
-        <w:t xml:space="preserve">One fact per row. Short answers — a name, a date, a number, a few words.</w:t>
+        <w:t>Compare with the matching _EXAMPLE.docx to see a finished version.</w:t>
       </w:r>
     </w:p>
     <w:p>
@@ -202,7 +187,7 @@
         <w:rPr>
           <w:rFonts w:ascii="Arial" w:cs="Arial" w:eastAsia="Arial" w:hAnsi="Arial"/>
         </w:rPr>
-        <w:t xml:space="preserve">If a tag says ’(or delete row)’ and it doesn’t apply, delete that whole row.</w:t>
+        <w:t>When no highlighted tags remain and every figure matches your source documents exactly, it’s ready to submit.</w:t>
       </w:r>
     </w:p>
     <w:p>
@@ -217,82 +202,7 @@
         <w:rPr>
           <w:rFonts w:ascii="Arial" w:cs="Arial" w:eastAsia="Arial" w:hAnsi="Arial"/>
         </w:rPr>
-        <w:t xml:space="preserve">Open the matching _EXAMPLE.docx side-by-side — it is this exact document, fully completed.</w:t>
-      </w:r>
-    </w:p>
-    <w:p>
-      <w:pPr>
-        <w:pStyle w:val="ListParagraph"/>
-        <w:numPr>
-          <w:ilvl w:val="0"/>
-          <w:numId w:val="3"/>
-        </w:numPr>
-      </w:pPr>
-      <w:r>
-        <w:rPr>
-          <w:rFonts w:ascii="Arial" w:cs="Arial" w:eastAsia="Arial" w:hAnsi="Arial"/>
-        </w:rPr>
-        <w:t xml:space="preserve">Client/partnership rows must each be traceable to a contract, invoice, or bank payment you can produce.</w:t>
-      </w:r>
-    </w:p>
-    <w:p>
-      <w:pPr>
-        <w:pStyle w:val="ListParagraph"/>
-        <w:numPr>
-          <w:ilvl w:val="0"/>
-          <w:numId w:val="3"/>
-        </w:numPr>
-      </w:pPr>
-      <w:r>
-        <w:rPr>
-          <w:rFonts w:ascii="Arial" w:cs="Arial" w:eastAsia="Arial" w:hAnsi="Arial"/>
-        </w:rPr>
-        <w:t xml:space="preserve">Finished check: a completed document has NO highlighted [bracketed] tags left anywhere. If you can still see a highlighted tag, it is not ready to submit.</w:t>
-      </w:r>
-    </w:p>
-    <w:p>
-      <w:pPr>
-        <w:pStyle w:val="ListParagraph"/>
-        <w:numPr>
-          <w:ilvl w:val="0"/>
-          <w:numId w:val="3"/>
-        </w:numPr>
-      </w:pPr>
-      <w:r>
-        <w:rPr>
-          <w:rFonts w:ascii="Arial" w:cs="Arial" w:eastAsia="Arial" w:hAnsi="Arial"/>
-        </w:rPr>
-        <w:t xml:space="preserve">Every figure, name, and date must match your source documents exactly — Thai immigration cross-checks them.</w:t>
-      </w:r>
-    </w:p>
-    <w:p>
-      <w:pPr>
-        <w:pStyle w:val="ListParagraph"/>
-        <w:numPr>
-          <w:ilvl w:val="0"/>
-          <w:numId w:val="3"/>
-        </w:numPr>
-      </w:pPr>
-      <w:r>
-        <w:rPr>
-          <w:rFonts w:ascii="Arial" w:cs="Arial" w:eastAsia="Arial" w:hAnsi="Arial"/>
-        </w:rPr>
-        <w:t xml:space="preserve">Sign and date where indicated, export as a clean PDF (no photos of screens).</w:t>
-      </w:r>
-    </w:p>
-    <w:p>
-      <w:pPr>
-        <w:pStyle w:val="ListParagraph"/>
-        <w:numPr>
-          <w:ilvl w:val="0"/>
-          <w:numId w:val="3"/>
-        </w:numPr>
-      </w:pPr>
-      <w:r>
-        <w:rPr>
-          <w:rFonts w:ascii="Arial" w:cs="Arial" w:eastAsia="Arial" w:hAnsi="Arial"/>
-        </w:rPr>
-        <w:t xml:space="preserve">Delete this entire instructions page before submitting (everything from the top of page 1 down to the page break).</w:t>
+        <w:t>Sign and date, export as a clean PDF, then delete this entire instructions page before submitting.</w:t>
       </w:r>
     </w:p>
     <w:p>

--- a/document-templates/content-creator/02_Professional_Portfolio_ContentCreator_TEMPLATE.docx
+++ b/document-templates/content-creator/02_Professional_Portfolio_ContentCreator_TEMPLATE.docx
@@ -3,211 +3,12 @@
 <w:document xmlns:wpc="http://schemas.microsoft.com/office/word/2010/wordprocessingCanvas" xmlns:mc="http://schemas.openxmlformats.org/markup-compatibility/2006" xmlns:o="urn:schemas-microsoft-com:office:office" xmlns:r="http://schemas.openxmlformats.org/officeDocument/2006/relationships" xmlns:m="http://schemas.openxmlformats.org/officeDocument/2006/math" xmlns:v="urn:schemas-microsoft-com:vml" xmlns:wp14="http://schemas.microsoft.com/office/word/2010/wordprocessingDrawing" xmlns:wp="http://schemas.openxmlformats.org/drawingml/2006/wordprocessingDrawing" xmlns:w10="urn:schemas-microsoft-com:office:word" xmlns:w="http://schemas.openxmlformats.org/wordprocessingml/2006/main" xmlns:w14="http://schemas.microsoft.com/office/word/2010/wordml" xmlns:w15="http://schemas.microsoft.com/office/word/2012/wordml" xmlns:wpg="http://schemas.microsoft.com/office/word/2010/wordprocessingGroup" xmlns:wpi="http://schemas.microsoft.com/office/word/2010/wordprocessingInk" xmlns:wne="http://schemas.microsoft.com/office/word/2006/wordml" xmlns:wps="http://schemas.microsoft.com/office/word/2010/wordprocessingShape" xmlns:cx="http://schemas.microsoft.com/office/drawing/2014/chartex" xmlns:cx1="http://schemas.microsoft.com/office/drawing/2015/9/8/chartex" xmlns:cx2="http://schemas.microsoft.com/office/drawing/2015/10/21/chartex" xmlns:cx3="http://schemas.microsoft.com/office/drawing/2016/5/9/chartex" xmlns:cx4="http://schemas.microsoft.com/office/drawing/2016/5/10/chartex" xmlns:cx5="http://schemas.microsoft.com/office/drawing/2016/5/11/chartex" xmlns:cx6="http://schemas.microsoft.com/office/drawing/2016/5/12/chartex" xmlns:cx7="http://schemas.microsoft.com/office/drawing/2016/5/13/chartex" xmlns:cx8="http://schemas.microsoft.com/office/drawing/2016/5/14/chartex" xmlns:aink="http://schemas.microsoft.com/office/drawing/2016/ink" xmlns:am3d="http://schemas.microsoft.com/office/drawing/2017/model3d" xmlns:w16cex="http://schemas.microsoft.com/office/word/2018/wordml/cex" xmlns:w16cid="http://schemas.microsoft.com/office/word/2016/wordml/cid" xmlns:w16="http://schemas.microsoft.com/office/word/2018/wordml" xmlns:w16sdtdh="http://schemas.microsoft.com/office/word/2020/wordml/sdtdatahash" xmlns:w16se="http://schemas.microsoft.com/office/word/2015/wordml/symex" mc:Ignorable="w14 w15 wp14">
   <w:body>
     <w:p>
-      <w:pPr>
-        <w:pStyle w:val="Heading1"/>
-      </w:pPr>
       <w:r>
         <w:rPr>
-          <w:rFonts w:ascii="Arial" w:cs="Arial" w:eastAsia="Arial" w:hAnsi="Arial"/>
-          <w:b/>
-          <w:bCs/>
+          <w:i/>
+          <w:color w:val="C00000"/>
         </w:rPr>
-        <w:t xml:space="preserve">Template 02 — Professional Portfolio — Content Creator / Influencer</w:t>
-      </w:r>
-    </w:p>
-    <w:p>
-      <w:pPr>
-        <w:spacing w:after="120"/>
-      </w:pPr>
-      <w:r>
-        <w:rPr>
-          <w:rFonts w:ascii="Arial" w:cs="Arial" w:eastAsia="Arial" w:hAnsi="Arial"/>
-        </w:rPr>
-        <w:t xml:space="preserve">Purpose: show Thai immigration that your content business is real and commercially active: platforms, audience, and verifiable brand income.</w:t>
-      </w:r>
-    </w:p>
-    <w:p>
-      <w:pPr>
-        <w:pStyle w:val="Heading2"/>
-      </w:pPr>
-      <w:r>
-        <w:rPr>
-          <w:rFonts w:ascii="Arial" w:cs="Arial" w:eastAsia="Arial" w:hAnsi="Arial"/>
-        </w:rPr>
-        <w:t>Attach these images (final page):</w:t>
-      </w:r>
-    </w:p>
-    <w:p>
-      <w:pPr>
-        <w:spacing w:after="120"/>
-      </w:pPr>
-      <w:r>
-        <w:rPr>
-          <w:rFonts w:ascii="Arial" w:cs="Arial" w:eastAsia="Arial" w:hAnsi="Arial"/>
-        </w:rPr>
-        <w:t>Have these ready as clear images (JPEG/PNG) or scanned pages — insert one under each heading below:</w:t>
-      </w:r>
-    </w:p>
-    <w:p>
-      <w:pPr>
-        <w:pStyle w:val="ListParagraph"/>
-        <w:numPr>
-          <w:ilvl w:val="0"/>
-          <w:numId w:val="2"/>
-        </w:numPr>
-      </w:pPr>
-      <w:r>
-        <w:rPr>
-          <w:rFonts w:ascii="Arial" w:cs="Arial" w:eastAsia="Arial" w:hAnsi="Arial"/>
-        </w:rPr>
-        <w:t xml:space="preserve">Evidence 2.1 — Screenshot of your main channel page (name + audience count visible)</w:t>
-      </w:r>
-    </w:p>
-    <w:p>
-      <w:pPr>
-        <w:pStyle w:val="ListParagraph"/>
-        <w:numPr>
-          <w:ilvl w:val="0"/>
-          <w:numId w:val="2"/>
-        </w:numPr>
-      </w:pPr>
-      <w:r>
-        <w:rPr>
-          <w:rFonts w:ascii="Arial" w:cs="Arial" w:eastAsia="Arial" w:hAnsi="Arial"/>
-        </w:rPr>
-        <w:t xml:space="preserve">Evidence 2.2 — Screenshot of a second platform profile (if used)</w:t>
-      </w:r>
-    </w:p>
-    <w:p>
-      <w:pPr>
-        <w:pStyle w:val="Heading2"/>
-      </w:pPr>
-      <w:r>
-        <w:rPr>
-          <w:rFonts w:ascii="Arial" w:cs="Arial" w:eastAsia="Arial" w:hAnsi="Arial"/>
-        </w:rPr>
-        <w:t>Have these on hand to fill it in:</w:t>
-      </w:r>
-    </w:p>
-    <w:p>
-      <w:pPr>
-        <w:pStyle w:val="ListParagraph"/>
-        <w:numPr>
-          <w:ilvl w:val="0"/>
-          <w:numId w:val="2"/>
-        </w:numPr>
-      </w:pPr>
-      <w:r>
-        <w:rPr>
-          <w:rFonts w:ascii="Arial" w:cs="Arial" w:eastAsia="Arial" w:hAnsi="Arial"/>
-        </w:rPr>
-        <w:t>Platform analytics — e.g. YouTube, Instagram, TikTok (audience + revenue)</w:t>
-      </w:r>
-    </w:p>
-    <w:p>
-      <w:pPr>
-        <w:pStyle w:val="ListParagraph"/>
-        <w:numPr>
-          <w:ilvl w:val="0"/>
-          <w:numId w:val="2"/>
-        </w:numPr>
-      </w:pPr>
-      <w:r>
-        <w:rPr>
-          <w:rFonts w:ascii="Arial" w:cs="Arial" w:eastAsia="Arial" w:hAnsi="Arial"/>
-        </w:rPr>
-        <w:t>Brand deal contracts</w:t>
-      </w:r>
-    </w:p>
-    <w:p>
-      <w:pPr>
-        <w:pStyle w:val="Heading2"/>
-      </w:pPr>
-      <w:r>
-        <w:rPr>
-          <w:rFonts w:ascii="Arial" w:cs="Arial" w:eastAsia="Arial" w:hAnsi="Arial"/>
-        </w:rPr>
-        <w:t>How to fill it in:</w:t>
-      </w:r>
-    </w:p>
-    <w:p>
-      <w:pPr>
-        <w:pStyle w:val="ListParagraph"/>
-        <w:numPr>
-          <w:ilvl w:val="0"/>
-          <w:numId w:val="3"/>
-        </w:numPr>
-      </w:pPr>
-      <w:r>
-        <w:rPr>
-          <w:rFonts w:ascii="Arial" w:cs="Arial" w:eastAsia="Arial" w:hAnsi="Arial"/>
-        </w:rPr>
-        <w:t>Replace every highlighted [bracketed] tag with your own details — only the table cells; leave the paragraphs as they are.</w:t>
-      </w:r>
-    </w:p>
-    <w:p>
-      <w:pPr>
-        <w:pStyle w:val="ListParagraph"/>
-        <w:numPr>
-          <w:ilvl w:val="0"/>
-          <w:numId w:val="3"/>
-        </w:numPr>
-      </w:pPr>
-      <w:r>
-        <w:rPr>
-          <w:rFonts w:ascii="Arial" w:cs="Arial" w:eastAsia="Arial" w:hAnsi="Arial"/>
-        </w:rPr>
-        <w:t>If a tag says ’(or delete row)’ and it doesn’t apply, delete that whole row.</w:t>
-      </w:r>
-    </w:p>
-    <w:p>
-      <w:pPr>
-        <w:pStyle w:val="ListParagraph"/>
-        <w:numPr>
-          <w:ilvl w:val="0"/>
-          <w:numId w:val="3"/>
-        </w:numPr>
-      </w:pPr>
-      <w:r>
-        <w:rPr>
-          <w:rFonts w:ascii="Arial" w:cs="Arial" w:eastAsia="Arial" w:hAnsi="Arial"/>
-        </w:rPr>
-        <w:t>Compare with the matching _EXAMPLE.docx to see a finished version.</w:t>
-      </w:r>
-    </w:p>
-    <w:p>
-      <w:pPr>
-        <w:pStyle w:val="ListParagraph"/>
-        <w:numPr>
-          <w:ilvl w:val="0"/>
-          <w:numId w:val="3"/>
-        </w:numPr>
-      </w:pPr>
-      <w:r>
-        <w:rPr>
-          <w:rFonts w:ascii="Arial" w:cs="Arial" w:eastAsia="Arial" w:hAnsi="Arial"/>
-        </w:rPr>
-        <w:t>When no highlighted tags remain and every figure matches your source documents exactly, it’s ready to submit.</w:t>
-      </w:r>
-    </w:p>
-    <w:p>
-      <w:pPr>
-        <w:pStyle w:val="ListParagraph"/>
-        <w:numPr>
-          <w:ilvl w:val="0"/>
-          <w:numId w:val="3"/>
-        </w:numPr>
-      </w:pPr>
-      <w:r>
-        <w:rPr>
-          <w:rFonts w:ascii="Arial" w:cs="Arial" w:eastAsia="Arial" w:hAnsi="Arial"/>
-        </w:rPr>
-        <w:t>Sign and date, export as a clean PDF, then delete this entire instructions page before submitting.</w:t>
-      </w:r>
-    </w:p>
-    <w:p>
-      <w:r>
-        <w:br w:type="page"/>
+        <w:t>[Delete parts in red before submitting.]</w:t>
       </w:r>
     </w:p>
     <w:p>

--- a/document-templates/content-creator/02_Professional_Portfolio_ContentCreator_TEMPLATE.docx
+++ b/document-templates/content-creator/02_Professional_Portfolio_ContentCreator_TEMPLATE.docx
@@ -20,6 +20,8 @@
           <w:rFonts w:ascii="Arial" w:cs="Arial" w:eastAsia="Arial" w:hAnsi="Arial"/>
           <w:b/>
           <w:bCs/>
+          <w:color w:val="1F3864"/>
+          <w:sz w:val="32"/>
         </w:rPr>
         <w:t xml:space="preserve">Professional Portfolio</w:t>
       </w:r>
@@ -52,6 +54,9 @@
       <w:r>
         <w:rPr>
           <w:rFonts w:ascii="Arial" w:cs="Arial" w:eastAsia="Arial" w:hAnsi="Arial"/>
+          <w:b/>
+          <w:color w:val="1F3864"/>
+          <w:sz w:val="26"/>
         </w:rPr>
         <w:t xml:space="preserve">About the Applicant</w:t>
       </w:r>
@@ -560,6 +565,9 @@
       <w:r>
         <w:rPr>
           <w:rFonts w:ascii="Arial" w:cs="Arial" w:eastAsia="Arial" w:hAnsi="Arial"/>
+          <w:b/>
+          <w:color w:val="1F3864"/>
+          <w:sz w:val="26"/>
         </w:rPr>
         <w:t xml:space="preserve">Digital Presence &amp; Audience Reach</w:t>
       </w:r>
@@ -1110,6 +1118,9 @@
       <w:r>
         <w:rPr>
           <w:rFonts w:ascii="Arial" w:cs="Arial" w:eastAsia="Arial" w:hAnsi="Arial"/>
+          <w:b/>
+          <w:color w:val="1F3864"/>
+          <w:sz w:val="26"/>
         </w:rPr>
         <w:t xml:space="preserve">Commercial Income</w:t>
       </w:r>
@@ -1678,6 +1689,9 @@
       <w:r>
         <w:rPr>
           <w:rFonts w:ascii="Arial" w:cs="Arial" w:eastAsia="Arial" w:hAnsi="Arial"/>
+          <w:b/>
+          <w:color w:val="1F3864"/>
+          <w:sz w:val="26"/>
         </w:rPr>
         <w:t xml:space="preserve">Declaration</w:t>
       </w:r>
@@ -1783,6 +1797,8 @@
           <w:rFonts w:ascii="Arial" w:cs="Arial" w:eastAsia="Arial" w:hAnsi="Arial"/>
           <w:b/>
           <w:bCs/>
+          <w:color w:val="1F3864"/>
+          <w:sz w:val="32"/>
         </w:rPr>
         <w:t xml:space="preserve">Evidence Appendix</w:t>
       </w:r>

--- a/document-templates/content-creator/02_Professional_Portfolio_ContentCreator_TEMPLATE.docx
+++ b/document-templates/content-creator/02_Professional_Portfolio_ContentCreator_TEMPLATE.docx
@@ -1856,6 +1856,7 @@
                 <w:rFonts w:ascii="Arial" w:cs="Arial" w:eastAsia="Arial" w:hAnsi="Arial"/>
                 <w:b/>
                 <w:bCs/>
+                <w:color w:val="C00000"/>
                 <w:sz w:val="21"/>
                 <w:szCs w:val="21"/>
               </w:rPr>
@@ -1871,7 +1872,7 @@
                 <w:rFonts w:ascii="Arial" w:cs="Arial" w:eastAsia="Arial" w:hAnsi="Arial"/>
                 <w:i/>
                 <w:iCs/>
-                <w:color w:val="595959"/>
+                <w:color w:val="C00000"/>
                 <w:sz w:val="18"/>
                 <w:szCs w:val="18"/>
               </w:rPr>
@@ -1938,6 +1939,7 @@
                 <w:rFonts w:ascii="Arial" w:cs="Arial" w:eastAsia="Arial" w:hAnsi="Arial"/>
                 <w:b/>
                 <w:bCs/>
+                <w:color w:val="C00000"/>
                 <w:sz w:val="21"/>
                 <w:szCs w:val="21"/>
               </w:rPr>
@@ -1953,7 +1955,7 @@
                 <w:rFonts w:ascii="Arial" w:cs="Arial" w:eastAsia="Arial" w:hAnsi="Arial"/>
                 <w:i/>
                 <w:iCs/>
-                <w:color w:val="595959"/>
+                <w:color w:val="C00000"/>
                 <w:sz w:val="18"/>
                 <w:szCs w:val="18"/>
               </w:rPr>

--- a/document-templates/content-creator/02_Professional_Portfolio_ContentCreator_TEMPLATE.docx
+++ b/document-templates/content-creator/02_Professional_Portfolio_ContentCreator_TEMPLATE.docx
@@ -474,7 +474,7 @@
                 <w:color w:val="1F3864"/>
                 <w:shd w:fill="D9E6F5" w:val="clear"/>
               </w:rPr>
-              <w:t xml:space="preserve">[TAX/BUSINESS REGISTRATION]</w:t>
+              <w:t>[TAX/BUSINESS REGISTRATION + YOUR NUMBER — e.g. 'Registered self-employed, Denmark, CVR 12345678']</w:t>
             </w:r>
           </w:p>
         </w:tc>
@@ -1679,7 +1679,7 @@
         <w:rPr>
           <w:rFonts w:ascii="Arial" w:cs="Arial" w:eastAsia="Arial" w:hAnsi="Arial"/>
         </w:rPr>
-        <w:t xml:space="preserve">All audience figures are publicly visible on the platform profiles listed above and are shown as Evidence 2.1 (main channel) and Evidence 2.2 (second platform, if used) in the Appendix on the final page.</w:t>
+        <w:t>All audience figures are publicly visible on the platform profiles listed above and are shown as Evidence 2.1 (main channel) and Evidence 2.2 (second platform, if used) in the Appendix on the final page; my business registration is shown as Evidence 2.3.</w:t>
       </w:r>
     </w:p>
     <w:p>
@@ -1981,6 +1981,74 @@
       <w:pgNumType/>
       <w:docGrid w:linePitch="360"/>
     </w:sectPr>
+    <w:tbl>
+      <w:tblPr>
+        <w:tblW w:type="dxa" w:w="10080"/>
+        <w:tblBorders>
+          <w:top w:val="single" w:color="auto" w:sz="4"/>
+          <w:left w:val="single" w:color="auto" w:sz="4"/>
+          <w:bottom w:val="single" w:color="auto" w:sz="4"/>
+          <w:right w:val="single" w:color="auto" w:sz="4"/>
+          <w:insideH w:val="single" w:color="auto" w:sz="4"/>
+          <w:insideV w:val="single" w:color="auto" w:sz="4"/>
+        </w:tblBorders>
+      </w:tblPr>
+      <w:tblGrid>
+        <w:gridCol w:w="10080"/>
+      </w:tblGrid>
+      <w:tr>
+        <w:tc>
+          <w:tcPr>
+            <w:tcW w:type="dxa" w:w="10080"/>
+            <w:tcBorders>
+              <w:top w:val="single" w:color="BFBFBF" w:sz="4"/>
+              <w:left w:val="single" w:color="BFBFBF" w:sz="4"/>
+              <w:bottom w:val="single" w:color="BFBFBF" w:sz="4"/>
+              <w:right w:val="single" w:color="BFBFBF" w:sz="4"/>
+            </w:tcBorders>
+            <w:shd w:fill="F2F2F2" w:val="clear"/>
+            <w:tcMar>
+              <w:top w:type="dxa" w:w="140"/>
+              <w:left w:type="dxa" w:w="160"/>
+              <w:bottom w:type="dxa" w:w="140"/>
+              <w:right w:type="dxa" w:w="160"/>
+            </w:tcMar>
+          </w:tcPr>
+          <w:p>
+            <w:pPr>
+              <w:spacing w:after="80"/>
+            </w:pPr>
+            <w:r>
+              <w:rPr>
+                <w:rFonts w:ascii="Arial" w:cs="Arial" w:eastAsia="Arial" w:hAnsi="Arial"/>
+                <w:b/>
+                <w:bCs/>
+                <w:color w:val="C00000"/>
+                <w:sz w:val="21"/>
+                <w:szCs w:val="21"/>
+              </w:rPr>
+              <w:t>Evidence 2.3 — Tax/business registration confirmation</w:t>
+            </w:r>
+          </w:p>
+          <w:p>
+            <w:pPr>
+              <w:spacing w:before="80" w:after="0"/>
+            </w:pPr>
+            <w:r>
+              <w:rPr>
+                <w:rFonts w:ascii="Arial" w:cs="Arial" w:eastAsia="Arial" w:hAnsi="Arial"/>
+                <w:i/>
+                <w:iCs/>
+                <w:color w:val="C00000"/>
+                <w:sz w:val="18"/>
+                <w:szCs w:val="18"/>
+              </w:rPr>
+              <w:t>Drop the image under here.</w:t>
+            </w:r>
+          </w:p>
+        </w:tc>
+      </w:tr>
+    </w:tbl>
   </w:body>
 </w:document>
 </file>
